--- a/离散数学/集合论与图论/集合论与图论（下）课后习题/第1讲测验.docx
+++ b/离散数学/集合论与图论/集合论与图论（下）课后习题/第1讲测验.docx
@@ -123,11 +123,13 @@
       <w:pPr>
         <w:spacing w:line="360" w:lineRule="auto"/>
         <w:rPr>
+          <w:rFonts w:hint="eastAsia"/>
           <w:lang w:eastAsia="zh-CN"/>
         </w:rPr>
       </w:pPr>
       <w:r>
         <w:rPr>
+          <w:noProof/>
           <w:lang w:eastAsia="zh-CN"/>
         </w:rPr>
         <w:drawing>
@@ -264,6 +266,7 @@
       <w:pPr>
         <w:spacing w:line="360" w:lineRule="auto"/>
         <w:rPr>
+          <w:rFonts w:hint="eastAsia"/>
           <w:lang w:eastAsia="zh-CN"/>
         </w:rPr>
       </w:pPr>
@@ -333,6 +336,7 @@
       <w:pPr>
         <w:spacing w:line="360" w:lineRule="auto"/>
         <w:rPr>
+          <w:rFonts w:hint="eastAsia"/>
           <w:lang w:eastAsia="zh-CN"/>
         </w:rPr>
       </w:pPr>
@@ -374,9 +378,11 @@
           <w:rFonts w:hint="eastAsia"/>
         </w:rPr>
       </w:pPr>
+      <w:proofErr w:type="spellStart"/>
       <w:r>
         <w:t>A,正确</w:t>
       </w:r>
+      <w:proofErr w:type="spellEnd"/>
     </w:p>
     <w:p>
       <w:pPr>
@@ -385,17 +391,24 @@
           <w:rFonts w:hint="eastAsia"/>
         </w:rPr>
       </w:pPr>
+      <w:proofErr w:type="spellStart"/>
       <w:r>
         <w:t>B,错误</w:t>
       </w:r>
+      <w:proofErr w:type="spellEnd"/>
     </w:p>
     <w:p>
       <w:pPr>
         <w:spacing w:line="360" w:lineRule="auto"/>
+        <w:rPr>
+          <w:rFonts w:hint="eastAsia"/>
+        </w:rPr>
       </w:pPr>
+      <w:proofErr w:type="spellStart"/>
       <w:r>
         <w:t>答案:B</w:t>
       </w:r>
+      <w:proofErr w:type="spellEnd"/>
     </w:p>
     <w:p>
       <w:pPr>
@@ -413,7 +426,39 @@
         </w:rPr>
       </w:pPr>
       <w:r>
-        <w:t>5,设图G = (V, E)，其中V = {A,B,C,D}, E = {{A,B},{A,C},{A,D},{B,C},{C,D}}, 图G'={U,F}，其中U={A,B,D}, F = {{A,B}, {B,D}}，则G'是G的子图。</w:t>
+        <w:t>5,设图G = (V, E)，</w:t>
+      </w:r>
+      <w:proofErr w:type="spellStart"/>
+      <w:r>
+        <w:t>其中V</w:t>
+      </w:r>
+      <w:proofErr w:type="spellEnd"/>
+      <w:r>
+        <w:t xml:space="preserve"> = {A,B,C,D}, E = {{A,B},{A,C},{A,D},{B,C},{C,D}}, </w:t>
+      </w:r>
+      <w:proofErr w:type="spellStart"/>
+      <w:r>
+        <w:t>图G</w:t>
+      </w:r>
+      <w:proofErr w:type="spellEnd"/>
+      <w:r>
+        <w:t>'={U,F}，</w:t>
+      </w:r>
+      <w:proofErr w:type="spellStart"/>
+      <w:r>
+        <w:t>其中U</w:t>
+      </w:r>
+      <w:proofErr w:type="spellEnd"/>
+      <w:r>
+        <w:t>={A,B,D}, F = {{A,B}, {B,D}}，</w:t>
+      </w:r>
+      <w:proofErr w:type="spellStart"/>
+      <w:r>
+        <w:t>则G'是G的子图</w:t>
+      </w:r>
+      <w:proofErr w:type="spellEnd"/>
+      <w:r>
+        <w:t>。</w:t>
       </w:r>
     </w:p>
     <w:p>
@@ -423,9 +468,11 @@
           <w:rFonts w:hint="eastAsia"/>
         </w:rPr>
       </w:pPr>
+      <w:proofErr w:type="spellStart"/>
       <w:r>
         <w:t>A,错误</w:t>
       </w:r>
+      <w:proofErr w:type="spellEnd"/>
     </w:p>
     <w:p>
       <w:pPr>
@@ -434,26 +481,37 @@
           <w:rFonts w:hint="eastAsia"/>
         </w:rPr>
       </w:pPr>
+      <w:proofErr w:type="spellStart"/>
       <w:r>
         <w:t>B,正确</w:t>
       </w:r>
-    </w:p>
-    <w:p>
-      <w:pPr>
-        <w:spacing w:line="360" w:lineRule="auto"/>
-      </w:pPr>
-      <w:r>
-        <w:t>答案:A</w:t>
-      </w:r>
+      <w:proofErr w:type="spellEnd"/>
     </w:p>
     <w:p>
       <w:pPr>
         <w:spacing w:line="360" w:lineRule="auto"/>
         <w:rPr>
+          <w:rFonts w:hint="eastAsia"/>
+        </w:rPr>
+      </w:pPr>
+      <w:proofErr w:type="spellStart"/>
+      <w:r>
+        <w:t>答案:A</w:t>
+      </w:r>
+      <w:proofErr w:type="spellEnd"/>
+    </w:p>
+    <w:p>
+      <w:pPr>
+        <w:spacing w:line="360" w:lineRule="auto"/>
+        <w:rPr>
+          <w:rFonts w:hint="eastAsia"/>
           <w:lang w:eastAsia="zh-CN"/>
         </w:rPr>
       </w:pPr>
       <w:r>
+        <w:rPr>
+          <w:noProof/>
+        </w:rPr>
         <w:drawing>
           <wp:inline distT="0" distB="0" distL="0" distR="0" wp14:anchorId="05428CC3" wp14:editId="17E97EAC">
             <wp:extent cx="2438400" cy="1278562"/>
@@ -508,7 +566,39 @@
         </w:rPr>
       </w:pPr>
       <w:r>
-        <w:t>6,设图G = (V, E)，其中V = {A,B,C}, E = {{A,B},{A,C}}, 图G'={U,F}，其中U={D,E,F}, F = {{D,E}, {E,F},{F,D}}，则图G和图G'同构。</w:t>
+        <w:t>6,设图G = (V, E)，</w:t>
+      </w:r>
+      <w:proofErr w:type="spellStart"/>
+      <w:r>
+        <w:t>其中V</w:t>
+      </w:r>
+      <w:proofErr w:type="spellEnd"/>
+      <w:r>
+        <w:t xml:space="preserve"> = {A,B,C}, E = {{A,B},{A,C}}, </w:t>
+      </w:r>
+      <w:proofErr w:type="spellStart"/>
+      <w:r>
+        <w:t>图G</w:t>
+      </w:r>
+      <w:proofErr w:type="spellEnd"/>
+      <w:r>
+        <w:t>'={U,F}，</w:t>
+      </w:r>
+      <w:proofErr w:type="spellStart"/>
+      <w:r>
+        <w:t>其中U</w:t>
+      </w:r>
+      <w:proofErr w:type="spellEnd"/>
+      <w:r>
+        <w:t>={D,E,F}, F = {{D,E}, {E,F},{F,D}}，</w:t>
+      </w:r>
+      <w:proofErr w:type="spellStart"/>
+      <w:r>
+        <w:t>则图G和图G'同构</w:t>
+      </w:r>
+      <w:proofErr w:type="spellEnd"/>
+      <w:r>
+        <w:t>。</w:t>
       </w:r>
     </w:p>
     <w:p>
@@ -518,9 +608,11 @@
           <w:rFonts w:hint="eastAsia"/>
         </w:rPr>
       </w:pPr>
+      <w:proofErr w:type="spellStart"/>
       <w:r>
         <w:t>A,错误</w:t>
       </w:r>
+      <w:proofErr w:type="spellEnd"/>
     </w:p>
     <w:p>
       <w:pPr>
@@ -529,22 +621,31 @@
           <w:rFonts w:hint="eastAsia"/>
         </w:rPr>
       </w:pPr>
+      <w:proofErr w:type="spellStart"/>
       <w:r>
+        <w:lastRenderedPageBreak/>
         <w:t>B,正确</w:t>
       </w:r>
-    </w:p>
-    <w:p>
-      <w:pPr>
-        <w:spacing w:line="360" w:lineRule="auto"/>
-      </w:pPr>
-      <w:r>
-        <w:t>答案:A</w:t>
-      </w:r>
+      <w:proofErr w:type="spellEnd"/>
     </w:p>
     <w:p>
       <w:pPr>
         <w:spacing w:line="360" w:lineRule="auto"/>
         <w:rPr>
+          <w:rFonts w:hint="eastAsia"/>
+        </w:rPr>
+      </w:pPr>
+      <w:proofErr w:type="spellStart"/>
+      <w:r>
+        <w:t>答案:A</w:t>
+      </w:r>
+      <w:proofErr w:type="spellEnd"/>
+    </w:p>
+    <w:p>
+      <w:pPr>
+        <w:spacing w:line="360" w:lineRule="auto"/>
+        <w:rPr>
+          <w:rFonts w:hint="eastAsia"/>
           <w:lang w:eastAsia="zh-CN"/>
         </w:rPr>
       </w:pPr>
@@ -559,6 +660,7 @@
       </w:pPr>
       <w:r>
         <w:rPr>
+          <w:noProof/>
           <w:lang w:eastAsia="zh-CN"/>
         </w:rPr>
         <w:drawing>
@@ -602,6 +704,7 @@
       <w:pPr>
         <w:spacing w:line="360" w:lineRule="auto"/>
         <w:rPr>
+          <w:rFonts w:hint="eastAsia"/>
           <w:lang w:eastAsia="zh-CN"/>
         </w:rPr>
       </w:pPr>
@@ -624,6 +727,7 @@
       <w:pPr>
         <w:spacing w:line="360" w:lineRule="auto"/>
         <w:rPr>
+          <w:rFonts w:hint="eastAsia"/>
           <w:lang w:eastAsia="zh-CN"/>
         </w:rPr>
       </w:pPr>
@@ -659,7 +763,35 @@
         <w:rPr>
           <w:lang w:eastAsia="zh-CN"/>
         </w:rPr>
-        <w:t>记为 Kp。在 Kp 中，有 p(p-1)/2 条边</w:t>
+        <w:t xml:space="preserve">记为 </w:t>
+      </w:r>
+      <w:proofErr w:type="spellStart"/>
+      <w:r>
+        <w:rPr>
+          <w:lang w:eastAsia="zh-CN"/>
+        </w:rPr>
+        <w:t>Kp</w:t>
+      </w:r>
+      <w:proofErr w:type="spellEnd"/>
+      <w:r>
+        <w:rPr>
+          <w:lang w:eastAsia="zh-CN"/>
+        </w:rPr>
+        <w:t xml:space="preserve">。在 </w:t>
+      </w:r>
+      <w:proofErr w:type="spellStart"/>
+      <w:r>
+        <w:rPr>
+          <w:lang w:eastAsia="zh-CN"/>
+        </w:rPr>
+        <w:t>Kp</w:t>
+      </w:r>
+      <w:proofErr w:type="spellEnd"/>
+      <w:r>
+        <w:rPr>
+          <w:lang w:eastAsia="zh-CN"/>
+        </w:rPr>
+        <w:t xml:space="preserve"> 中，有 p(p-1)/2 条边</w:t>
       </w:r>
     </w:p>
     <w:p>
@@ -675,12 +807,15 @@
       <w:pPr>
         <w:spacing w:line="360" w:lineRule="auto"/>
         <w:rPr>
+          <w:rFonts w:hint="eastAsia"/>
+          <w:highlight w:val="yellow"/>
           <w:lang w:eastAsia="zh-CN"/>
         </w:rPr>
       </w:pPr>
       <w:r>
         <w:rPr>
           <w:noProof/>
+          <w:highlight w:val="yellow"/>
         </w:rPr>
         <w:drawing>
           <wp:inline distT="0" distB="0" distL="0" distR="0" wp14:anchorId="4FD7DFC7" wp14:editId="57C6362B">
@@ -724,11 +859,14 @@
         <w:spacing w:line="360" w:lineRule="auto"/>
         <w:rPr>
           <w:rFonts w:hint="eastAsia"/>
+          <w:u w:val="single"/>
           <w:lang w:eastAsia="zh-CN"/>
         </w:rPr>
       </w:pPr>
       <w:r>
         <w:rPr>
+          <w:highlight w:val="yellow"/>
+          <w:u w:val="single"/>
           <w:lang w:eastAsia="zh-CN"/>
         </w:rPr>
         <w:t>导出子图包含原图中</w:t>
@@ -737,20 +875,42 @@
         <w:rPr>
           <w:b/>
           <w:bCs/>
+          <w:highlight w:val="yellow"/>
+          <w:u w:val="single"/>
           <w:lang w:eastAsia="zh-CN"/>
         </w:rPr>
         <w:t>所有</w:t>
       </w:r>
       <w:r>
         <w:rPr>
+          <w:highlight w:val="yellow"/>
+          <w:u w:val="single"/>
           <w:lang w:eastAsia="zh-CN"/>
         </w:rPr>
-        <w:t>两个端点都在 中的边，</w:t>
+        <w:t xml:space="preserve">两个端点都在 </w:t>
+      </w:r>
+      <w:r>
+        <w:rPr>
+          <w:highlight w:val="yellow"/>
+          <w:u w:val="single"/>
+          <w:lang w:eastAsia="zh-CN"/>
+        </w:rPr>
+        <w:t>V'</w:t>
+      </w:r>
+      <w:r>
+        <w:rPr>
+          <w:highlight w:val="yellow"/>
+          <w:u w:val="single"/>
+          <w:lang w:eastAsia="zh-CN"/>
+        </w:rPr>
+        <w:t>中的边，</w:t>
       </w:r>
       <w:r>
         <w:rPr>
           <w:b/>
           <w:bCs/>
+          <w:highlight w:val="yellow"/>
+          <w:u w:val="single"/>
           <w:lang w:eastAsia="zh-CN"/>
         </w:rPr>
         <w:t>不能多也不能少</w:t>
